--- a/docs/reports/shock/SHOCK_SCENARIO_REPORT_20260619.docx
+++ b/docs/reports/shock/SHOCK_SCENARIO_REPORT_20260619.docx
@@ -1953,7 +1953,7 @@
     </w:p>
     <w:p>
       <w:r>
-        <w:t>자동화 테스트 64개 전부 통과(propagate 18 + 라우터 15 + 시나리오 31). 추가로 실제 PG 기반 수학 불변식·HTTP 응답 교차검증.</w:t>
+        <w:t>자동화 테스트 69개 전부 통과(propagate 18 + 라우터 15 + 시나리오 36). 추가로 실제 PG 기반 수학 불변식·HTTP 응답 교차검증. 코드리뷰 반영(시드 이중계상·입력검증·중복 assemble 제거·열거/디스패치 통합) 후 회귀 0.</w:t>
       </w:r>
     </w:p>
     <w:p>

--- a/docs/reports/shock/SHOCK_SCENARIO_REPORT_20260619.docx
+++ b/docs/reports/shock/SHOCK_SCENARIO_REPORT_20260619.docx
@@ -157,7 +157,7 @@
               <w:rPr>
                 <w:sz w:val="18"/>
               </w:rPr>
-              <w:t>상류·매출 파급(A) / 하류·매입 파급(B). 엣지 방향+정규화 분모 전환</w:t>
+              <w:t>하류·매출 파급(매출처,A) / 상류·매입 파급(매입처,B). 엣지 방향+정규화 분모 전환</w:t>
             </w:r>
           </w:p>
         </w:tc>
@@ -800,7 +800,7 @@
     </w:p>
     <w:p>
       <w:r>
-        <w:t>[W 불변] 그래프 구조는 그대로, 1차 기업(시드)에 외생 충격만 주입. 한 번 호출로 매출 파급(상류, A)과 매입 파급(하류, B)을 동시 산출.</w:t>
+        <w:t>[W 불변] 그래프 구조는 그대로, 1차 기업(시드)에 외생 충격만 주입. 한 번 호출로 매출 파급(하류·매출처, A)과 매입 파급(상류·매입처, B)을 동시 산출. (★ 문서 기준: 매출 파급=매출처(고객) 방향, 매입 파급=매입처(공급사) 방향.)</w:t>
       </w:r>
     </w:p>
     <w:p>
@@ -814,9 +814,9 @@
         </w:rPr>
         <w:t>init = { seed_node : shock }   (shock = score 비례 또는 균등)</w:t>
         <w:br/>
-        <w:t>매출 파급: result_A = Σ R_upstream^k · init    (rate=A·α·매출비중)</w:t>
+        <w:t>매출 파급: result_A = Σ R_downstream^k · init  (rate=A·α·매출비중)</w:t>
         <w:br/>
-        <w:t>매입 파급: result_B = Σ R_downstream^k · init  (rate=B·α·매입비중)</w:t>
+        <w:t>매입 파급: result_B = Σ R_upstream^k · init    (rate=B·α·매입비중)</w:t>
       </w:r>
     </w:p>
     <w:tbl>
@@ -920,6 +920,78 @@
               <w:rPr>
                 <w:sz w:val="18"/>
               </w:rPr>
+              <w:t>downstream</w:t>
+            </w:r>
+          </w:p>
+        </w:tc>
+        <w:tc>
+          <w:tcPr>
+            <w:tcW w:type="dxa" w:w="2045"/>
+          </w:tcPr>
+          <w:p>
+            <w:r/>
+            <w:r>
+              <w:rPr>
+                <w:sz w:val="18"/>
+              </w:rPr>
+              <w:t>셀러→바이어</w:t>
+            </w:r>
+          </w:p>
+        </w:tc>
+        <w:tc>
+          <w:tcPr>
+            <w:tcW w:type="dxa" w:w="2045"/>
+          </w:tcPr>
+          <w:p>
+            <w:r/>
+            <w:r>
+              <w:rPr>
+                <w:sz w:val="18"/>
+              </w:rPr>
+              <w:t>매출 파급(하류·매출처)</w:t>
+            </w:r>
+          </w:p>
+        </w:tc>
+        <w:tc>
+          <w:tcPr>
+            <w:tcW w:type="dxa" w:w="2045"/>
+          </w:tcPr>
+          <w:p>
+            <w:r/>
+            <w:r>
+              <w:rPr>
+                <w:sz w:val="18"/>
+              </w:rPr>
+              <w:t>A</w:t>
+            </w:r>
+          </w:p>
+        </w:tc>
+        <w:tc>
+          <w:tcPr>
+            <w:tcW w:type="dxa" w:w="2045"/>
+          </w:tcPr>
+          <w:p>
+            <w:r/>
+            <w:r>
+              <w:rPr>
+                <w:sz w:val="18"/>
+              </w:rPr>
+              <w:t>셀러 총매출</w:t>
+            </w:r>
+          </w:p>
+        </w:tc>
+      </w:tr>
+      <w:tr>
+        <w:tc>
+          <w:tcPr>
+            <w:tcW w:type="dxa" w:w="2045"/>
+          </w:tcPr>
+          <w:p>
+            <w:r/>
+            <w:r>
+              <w:rPr>
+                <w:sz w:val="18"/>
+              </w:rPr>
               <w:t>upstream</w:t>
             </w:r>
           </w:p>
@@ -948,79 +1020,7 @@
               <w:rPr>
                 <w:sz w:val="18"/>
               </w:rPr>
-              <w:t>매출 파급(상류)</w:t>
-            </w:r>
-          </w:p>
-        </w:tc>
-        <w:tc>
-          <w:tcPr>
-            <w:tcW w:type="dxa" w:w="2045"/>
-          </w:tcPr>
-          <w:p>
-            <w:r/>
-            <w:r>
-              <w:rPr>
-                <w:sz w:val="18"/>
-              </w:rPr>
-              <w:t>A</w:t>
-            </w:r>
-          </w:p>
-        </w:tc>
-        <w:tc>
-          <w:tcPr>
-            <w:tcW w:type="dxa" w:w="2045"/>
-          </w:tcPr>
-          <w:p>
-            <w:r/>
-            <w:r>
-              <w:rPr>
-                <w:sz w:val="18"/>
-              </w:rPr>
-              <w:t>바이어 총매입</w:t>
-            </w:r>
-          </w:p>
-        </w:tc>
-      </w:tr>
-      <w:tr>
-        <w:tc>
-          <w:tcPr>
-            <w:tcW w:type="dxa" w:w="2045"/>
-          </w:tcPr>
-          <w:p>
-            <w:r/>
-            <w:r>
-              <w:rPr>
-                <w:sz w:val="18"/>
-              </w:rPr>
-              <w:t>downstream</w:t>
-            </w:r>
-          </w:p>
-        </w:tc>
-        <w:tc>
-          <w:tcPr>
-            <w:tcW w:type="dxa" w:w="2045"/>
-          </w:tcPr>
-          <w:p>
-            <w:r/>
-            <w:r>
-              <w:rPr>
-                <w:sz w:val="18"/>
-              </w:rPr>
-              <w:t>셀러→바이어</w:t>
-            </w:r>
-          </w:p>
-        </w:tc>
-        <w:tc>
-          <w:tcPr>
-            <w:tcW w:type="dxa" w:w="2045"/>
-          </w:tcPr>
-          <w:p>
-            <w:r/>
-            <w:r>
-              <w:rPr>
-                <w:sz w:val="18"/>
-              </w:rPr>
-              <w:t>매입 파급(하류)</w:t>
+              <w:t>매입 파급(상류·매입처)</w:t>
             </w:r>
           </w:p>
         </w:tc>
@@ -1048,7 +1048,7 @@
               <w:rPr>
                 <w:sz w:val="18"/>
               </w:rPr>
-              <w:t>셀러 총매출</w:t>
+              <w:t>바이어 총매입</w:t>
             </w:r>
           </w:p>
         </w:tc>
@@ -1069,7 +1069,7 @@
       <w:r>
         <w:drawing>
           <wp:inline xmlns:a="http://schemas.openxmlformats.org/drawingml/2006/main" xmlns:pic="http://schemas.openxmlformats.org/drawingml/2006/picture">
-            <wp:extent cx="5760720" cy="5200650"/>
+            <wp:extent cx="5760720" cy="4800600"/>
             <wp:docPr id="1" name="Picture 1"/>
             <wp:cNvGraphicFramePr>
               <a:graphicFrameLocks noChangeAspect="1"/>
@@ -1090,7 +1090,7 @@
                   <pic:spPr>
                     <a:xfrm>
                       <a:off x="0" y="0"/>
-                      <a:ext cx="5760720" cy="5200650"/>
+                      <a:ext cx="5760720" cy="4800600"/>
                     </a:xfrm>
                     <a:prstGeom prst="rect"/>
                   </pic:spPr>
@@ -1125,7 +1125,7 @@
       <w:r>
         <w:drawing>
           <wp:inline xmlns:a="http://schemas.openxmlformats.org/drawingml/2006/main" xmlns:pic="http://schemas.openxmlformats.org/drawingml/2006/picture">
-            <wp:extent cx="5760720" cy="3840480"/>
+            <wp:extent cx="5760720" cy="4800600"/>
             <wp:docPr id="2" name="Picture 2"/>
             <wp:cNvGraphicFramePr>
               <a:graphicFrameLocks noChangeAspect="1"/>
@@ -1146,7 +1146,7 @@
                   <pic:spPr>
                     <a:xfrm>
                       <a:off x="0" y="0"/>
-                      <a:ext cx="5760720" cy="3840480"/>
+                      <a:ext cx="5760720" cy="4800600"/>
                     </a:xfrm>
                     <a:prstGeom prst="rect"/>
                   </pic:spPr>
@@ -1173,7 +1173,7 @@
       <w:r>
         <w:drawing>
           <wp:inline xmlns:a="http://schemas.openxmlformats.org/drawingml/2006/main" xmlns:pic="http://schemas.openxmlformats.org/drawingml/2006/picture">
-            <wp:extent cx="5760720" cy="3840480"/>
+            <wp:extent cx="5760720" cy="4800600"/>
             <wp:docPr id="3" name="Picture 3"/>
             <wp:cNvGraphicFramePr>
               <a:graphicFrameLocks noChangeAspect="1"/>
@@ -1194,7 +1194,7 @@
                   <pic:spPr>
                     <a:xfrm>
                       <a:off x="0" y="0"/>
-                      <a:ext cx="5760720" cy="3840480"/>
+                      <a:ext cx="5760720" cy="4800600"/>
                     </a:xfrm>
                     <a:prstGeom prst="rect"/>
                   </pic:spPr>
@@ -1451,7 +1451,7 @@
       <w:r>
         <w:drawing>
           <wp:inline xmlns:a="http://schemas.openxmlformats.org/drawingml/2006/main" xmlns:pic="http://schemas.openxmlformats.org/drawingml/2006/picture">
-            <wp:extent cx="5760720" cy="4608576"/>
+            <wp:extent cx="5760720" cy="4800600"/>
             <wp:docPr id="4" name="Picture 4"/>
             <wp:cNvGraphicFramePr>
               <a:graphicFrameLocks noChangeAspect="1"/>
@@ -1472,7 +1472,7 @@
                   <pic:spPr>
                     <a:xfrm>
                       <a:off x="0" y="0"/>
-                      <a:ext cx="5760720" cy="4608576"/>
+                      <a:ext cx="5760720" cy="4800600"/>
                     </a:xfrm>
                     <a:prstGeom prst="rect"/>
                   </pic:spPr>
@@ -1507,7 +1507,7 @@
       <w:r>
         <w:drawing>
           <wp:inline xmlns:a="http://schemas.openxmlformats.org/drawingml/2006/main" xmlns:pic="http://schemas.openxmlformats.org/drawingml/2006/picture">
-            <wp:extent cx="5760720" cy="4608576"/>
+            <wp:extent cx="5760720" cy="4800600"/>
             <wp:docPr id="5" name="Picture 5"/>
             <wp:cNvGraphicFramePr>
               <a:graphicFrameLocks noChangeAspect="1"/>
@@ -1528,7 +1528,7 @@
                   <pic:spPr>
                     <a:xfrm>
                       <a:off x="0" y="0"/>
-                      <a:ext cx="5760720" cy="4608576"/>
+                      <a:ext cx="5760720" cy="4800600"/>
                     </a:xfrm>
                     <a:prstGeom prst="rect"/>
                   </pic:spPr>
@@ -1785,7 +1785,7 @@
               <w:rPr>
                 <w:sz w:val="18"/>
               </w:rPr>
-              <w:t>상류(매출) / 하류(매입) 가중치</w:t>
+              <w:t>매출(하류·A) / 매입(상류·B) 가중치</w:t>
             </w:r>
           </w:p>
         </w:tc>
@@ -2850,7 +2850,7 @@
         <w:pStyle w:val="Heading1"/>
       </w:pPr>
       <w:r>
-        <w:t>6. 확정 대기 — 도메인 의미 (기능 버그 아님, 정의 선택)</w:t>
+        <w:t>6. 도메인 정의 — 확정 사항</w:t>
       </w:r>
     </w:p>
     <w:p>
@@ -2858,7 +2858,7 @@
         <w:pStyle w:val="ListBullet"/>
       </w:pPr>
       <w:r>
-        <w:t>정규화↔라벨: 수렴 보장을 위해 상류(매출 파급)를 '바이어 총매입' 분모로 정규화함. 경제적으로 '셀러 총매출' 분모가 맞다면 assemble 의 src_col 만 전환(엔진 무변경).</w:t>
+        <w:t>방향↔라벨(2026-06-19 화면기획안 기준 확정): 매출 파급=매출처(고객)/하류/downstream/A, 매입 파급=매입처(공급사)/상류/upstream/B. 정규화도 정합(매출=셀러 총매출, 매입=바이어 총매입). 엔진(orientation·normalize) 무변경, 라벨·가중치 바인딩만 문서에 맞춤.</w:t>
       </w:r>
     </w:p>
     <w:p>
@@ -2866,7 +2866,15 @@
         <w:pStyle w:val="ListBullet"/>
       </w:pPr>
       <w:r>
-        <w:t>변화분 정의: difference-of-runs(수정W−원W)로 구현. '델타를 seed로 직접 주입'이 본 의도면 해당 부분만 교체.</w:t>
+        <w:t>변화분 정의(확정): 거래변화=거래내역(매입/매출 비중)에 g 반영(W→W′), 변화분=그 순효과=difference-of-runs(수정W′−원W)의 Δ. 명세 '변화분을 seed로'='결과로 나오는 값이 곧 변화분'.</w:t>
+      </w:r>
+    </w:p>
+    <w:p>
+      <w:pPr>
+        <w:pStyle w:val="ListBullet"/>
+      </w:pPr>
+      <w:r>
+        <w:t>전파 거래연도: 1차 시드 선택 후 company_edge.trade_year(전체/2024/2026) 선택 — screen 의 기준연도(ra603 bse_yr)와 별개 축.</w:t>
       </w:r>
     </w:p>
     <w:sectPr>
